--- a/public/templates/mau_bctt_2526.docx
+++ b/public/templates/mau_bctt_2526.docx
@@ -160,7 +160,7 @@
                     </wp:anchor>
                   </w:drawing>
                 </mc:Choice>
-                <mc:Fallback xmlns:cr="http://schemas.microsoft.com/office/comments/2020/reactions" xmlns="http://schemas.microsoft.com/office/tasks/2019/documenttasks" xmlns:dgm="http://schemas.openxmlformats.org/drawingml/2006/diagram" xmlns:lc="http://schemas.openxmlformats.org/drawingml/2006/lockedCanvas" xmlns:c="http://schemas.openxmlformats.org/drawingml/2006/chart" xmlns:pic="http://schemas.openxmlformats.org/drawingml/2006/picture" xmlns:a="http://schemas.openxmlformats.org/drawingml/2006/main" xmlns:sl="http://schemas.openxmlformats.org/schemaLibrary/2006/main">
+                <mc:Fallback xmlns:sl="http://schemas.openxmlformats.org/schemaLibrary/2006/main" xmlns:a="http://schemas.openxmlformats.org/drawingml/2006/main" xmlns:pic="http://schemas.openxmlformats.org/drawingml/2006/picture" xmlns:c="http://schemas.openxmlformats.org/drawingml/2006/chart" xmlns:lc="http://schemas.openxmlformats.org/drawingml/2006/lockedCanvas" xmlns:dgm="http://schemas.openxmlformats.org/drawingml/2006/diagram" xmlns="http://schemas.microsoft.com/office/tasks/2019/documenttasks" xmlns:cr="http://schemas.microsoft.com/office/comments/2020/reactions">
                   <w:drawing>
                     <wp:anchor allowOverlap="1" behindDoc="0" distB="0" distT="0" distL="114300" distR="114300" hidden="0" layoutInCell="1" locked="0" relativeHeight="0" simplePos="0">
                       <wp:simplePos x="0" y="0"/>
@@ -956,7 +956,24 @@
                 <w:sz w:val="20"/>
                 <w:szCs w:val="20"/>
               </w:rPr>
-              <w:t xml:space="preserve">+ Kỳ 2025.1: </w:t>
+              <w:t xml:space="preserve">+ Kỳ </w:t>
+            </w:r>
+            <w:r>
+              <w:rPr>
+                <w:rFonts w:ascii="Times New Roman" w:eastAsia="Times New Roman" w:hAnsi="Times New Roman" w:cs="Times New Roman"/>
+                <w:sz w:val="20"/>
+                <w:szCs w:val="20"/>
+                <w:lang w:val="vi-VN"/>
+              </w:rPr>
+              <w:t>{ky_1}</w:t>
+            </w:r>
+            <w:r>
+              <w:rPr>
+                <w:rFonts w:ascii="Times New Roman" w:eastAsia="Times New Roman" w:hAnsi="Times New Roman" w:cs="Times New Roman"/>
+                <w:sz w:val="20"/>
+                <w:szCs w:val="20"/>
+              </w:rPr>
+              <w:t xml:space="preserve">: </w:t>
             </w:r>
             <w:r>
               <w:rPr>
@@ -986,7 +1003,24 @@
                 <w:sz w:val="20"/>
                 <w:szCs w:val="20"/>
               </w:rPr>
-              <w:t xml:space="preserve">+ Kỳ 2025.2: </w:t>
+              <w:t xml:space="preserve">+ Kỳ </w:t>
+            </w:r>
+            <w:r>
+              <w:rPr>
+                <w:rFonts w:ascii="Times New Roman" w:eastAsia="Times New Roman" w:hAnsi="Times New Roman" w:cs="Times New Roman"/>
+                <w:sz w:val="20"/>
+                <w:szCs w:val="20"/>
+                <w:lang w:val="vi-VN"/>
+              </w:rPr>
+              <w:t>{ky_2}</w:t>
+            </w:r>
+            <w:r>
+              <w:rPr>
+                <w:rFonts w:ascii="Times New Roman" w:eastAsia="Times New Roman" w:hAnsi="Times New Roman" w:cs="Times New Roman"/>
+                <w:sz w:val="20"/>
+                <w:szCs w:val="20"/>
+              </w:rPr>
+              <w:t xml:space="preserve">: </w:t>
             </w:r>
             <w:r>
               <w:rPr>
@@ -1067,28 +1101,54 @@
             <w:r>
               <w:rPr>
                 <w:rFonts w:ascii="Times New Roman" w:eastAsia="Times New Roman" w:hAnsi="Times New Roman" w:cs="Times New Roman"/>
-                <w:b/>
-                <w:bCs/>
-                <w:sz w:val="20"/>
-                <w:szCs w:val="20"/>
-              </w:rPr>
-              <w:t>3.</w:t>
-            </w:r>
-            <w:r>
-              <w:rPr>
-                <w:rFonts w:ascii="Times New Roman" w:eastAsia="Times New Roman" w:hAnsi="Times New Roman" w:cs="Times New Roman"/>
-                <w:sz w:val="20"/>
-                <w:szCs w:val="20"/>
-              </w:rPr>
-              <w:t xml:space="preserve"> </w:t>
-            </w:r>
-            <w:r>
-              <w:rPr>
-                <w:rFonts w:ascii="Times New Roman" w:eastAsia="Times New Roman" w:hAnsi="Times New Roman" w:cs="Times New Roman"/>
-                <w:sz w:val="20"/>
-                <w:szCs w:val="20"/>
-              </w:rPr>
-              <w:t>{list_dao_duc}</w:t>
+                <w:sz w:val="20"/>
+                <w:szCs w:val="20"/>
+              </w:rPr>
+              <w:t>{#list_dao_duc}</w:t>
+            </w:r>
+          </w:p>
+          <w:p>
+            <w:pPr>
+              <w:rPr>
+                <w:rFonts w:ascii="Times New Roman" w:eastAsia="Times New Roman" w:hAnsi="Times New Roman" w:cs="Times New Roman"/>
+                <w:sz w:val="20"/>
+                <w:szCs w:val="20"/>
+              </w:rPr>
+            </w:pPr>
+            <w:r>
+              <w:rPr>
+                <w:rFonts w:ascii="Times New Roman" w:eastAsia="Times New Roman" w:hAnsi="Times New Roman" w:cs="Times New Roman"/>
+                <w:b/>
+                <w:bCs/>
+                <w:sz w:val="20"/>
+                <w:szCs w:val="20"/>
+              </w:rPr>
+              <w:t>{stt}</w:t>
+            </w:r>
+            <w:r>
+              <w:rPr>
+                <w:rFonts w:ascii="Times New Roman" w:eastAsia="Times New Roman" w:hAnsi="Times New Roman" w:cs="Times New Roman"/>
+                <w:sz w:val="20"/>
+                <w:szCs w:val="20"/>
+              </w:rPr>
+              <w:t>{noidung}</w:t>
+            </w:r>
+          </w:p>
+          <w:p>
+            <w:pPr>
+              <w:rPr>
+                <w:rFonts w:ascii="Times New Roman" w:eastAsia="Times New Roman" w:hAnsi="Times New Roman" w:cs="Times New Roman"/>
+                <w:sz w:val="20"/>
+                <w:szCs w:val="20"/>
+              </w:rPr>
+            </w:pPr>
+            <w:r>
+              <w:rPr>
+                <w:rFonts w:ascii="Times New Roman" w:eastAsia="Times New Roman" w:hAnsi="Times New Roman" w:cs="Times New Roman"/>
+                <w:sz w:val="20"/>
+                <w:szCs w:val="20"/>
+              </w:rPr>
+              <w:t>{/list_dao_duc}</w:t>
             </w:r>
           </w:p>
         </w:tc>
@@ -1137,7 +1197,24 @@
                 <w:sz w:val="20"/>
                 <w:szCs w:val="20"/>
               </w:rPr>
-              <w:t xml:space="preserve">+ Kỳ 2025.1: </w:t>
+              <w:t xml:space="preserve">+ Kỳ </w:t>
+            </w:r>
+            <w:r>
+              <w:rPr>
+                <w:rFonts w:ascii="Times New Roman" w:eastAsia="Times New Roman" w:hAnsi="Times New Roman" w:cs="Times New Roman"/>
+                <w:sz w:val="20"/>
+                <w:szCs w:val="20"/>
+                <w:lang w:val="vi-VN"/>
+              </w:rPr>
+              <w:t>{ky_1}</w:t>
+            </w:r>
+            <w:r>
+              <w:rPr>
+                <w:rFonts w:ascii="Times New Roman" w:eastAsia="Times New Roman" w:hAnsi="Times New Roman" w:cs="Times New Roman"/>
+                <w:sz w:val="20"/>
+                <w:szCs w:val="20"/>
+              </w:rPr>
+              <w:t xml:space="preserve">: </w:t>
             </w:r>
             <w:r>
               <w:rPr>
@@ -1199,7 +1276,24 @@
                 <w:sz w:val="20"/>
                 <w:szCs w:val="20"/>
               </w:rPr>
-              <w:t xml:space="preserve">+ Kỳ 2025.2: </w:t>
+              <w:t xml:space="preserve">+ Kỳ </w:t>
+            </w:r>
+            <w:r>
+              <w:rPr>
+                <w:rFonts w:ascii="Times New Roman" w:eastAsia="Times New Roman" w:hAnsi="Times New Roman" w:cs="Times New Roman"/>
+                <w:sz w:val="20"/>
+                <w:szCs w:val="20"/>
+                <w:lang w:val="vi-VN"/>
+              </w:rPr>
+              <w:t>{ky_2}</w:t>
+            </w:r>
+            <w:r>
+              <w:rPr>
+                <w:rFonts w:ascii="Times New Roman" w:eastAsia="Times New Roman" w:hAnsi="Times New Roman" w:cs="Times New Roman"/>
+                <w:sz w:val="20"/>
+                <w:szCs w:val="20"/>
+              </w:rPr>
+              <w:t xml:space="preserve">: </w:t>
             </w:r>
             <w:r>
               <w:rPr>
@@ -1289,38 +1383,105 @@
             <w:r>
               <w:rPr>
                 <w:rFonts w:ascii="Times New Roman" w:eastAsia="Times New Roman" w:hAnsi="Times New Roman" w:cs="Times New Roman"/>
-                <w:b/>
-                <w:bCs/>
-                <w:sz w:val="20"/>
-                <w:szCs w:val="20"/>
-              </w:rPr>
-              <w:t>2.</w:t>
-            </w:r>
-            <w:r>
-              <w:rPr>
-                <w:rFonts w:ascii="Times New Roman" w:eastAsia="Times New Roman" w:hAnsi="Times New Roman" w:cs="Times New Roman"/>
-                <w:sz w:val="20"/>
-                <w:szCs w:val="20"/>
-              </w:rPr>
-              <w:t xml:space="preserve"> </w:t>
-            </w:r>
-            <w:r>
-              <w:rPr>
-                <w:rFonts w:ascii="Times New Roman" w:eastAsia="Times New Roman" w:hAnsi="Times New Roman" w:cs="Times New Roman"/>
-                <w:sz w:val="20"/>
-                <w:szCs w:val="20"/>
-              </w:rPr>
-              <w:t>{list_hoc_tap}</w:t>
-            </w:r>
-          </w:p>
-          <w:p>
-            <w:pPr>
-              <w:rPr>
-                <w:rFonts w:ascii="Times New Roman" w:eastAsia="Times New Roman" w:hAnsi="Times New Roman" w:cs="Times New Roman"/>
-                <w:sz w:val="20"/>
-                <w:szCs w:val="20"/>
-              </w:rPr>
-            </w:pPr>
+                <w:sz w:val="20"/>
+                <w:szCs w:val="20"/>
+              </w:rPr>
+              <w:t>{#list_</w:t>
+            </w:r>
+            <w:r>
+              <w:rPr>
+                <w:rFonts w:ascii="Times New Roman" w:eastAsia="Times New Roman" w:hAnsi="Times New Roman" w:cs="Times New Roman"/>
+                <w:sz w:val="20"/>
+                <w:szCs w:val="20"/>
+              </w:rPr>
+              <w:t>hoc</w:t>
+            </w:r>
+            <w:r>
+              <w:rPr>
+                <w:rFonts w:ascii="Times New Roman" w:eastAsia="Times New Roman" w:hAnsi="Times New Roman" w:cs="Times New Roman"/>
+                <w:sz w:val="20"/>
+                <w:szCs w:val="20"/>
+                <w:lang w:val="vi-VN"/>
+              </w:rPr>
+              <w:t>_tap</w:t>
+            </w:r>
+            <w:r>
+              <w:rPr>
+                <w:rFonts w:ascii="Times New Roman" w:eastAsia="Times New Roman" w:hAnsi="Times New Roman" w:cs="Times New Roman"/>
+                <w:sz w:val="20"/>
+                <w:szCs w:val="20"/>
+              </w:rPr>
+              <w:t>}</w:t>
+            </w:r>
+          </w:p>
+          <w:p>
+            <w:pPr>
+              <w:rPr>
+                <w:rFonts w:ascii="Times New Roman" w:eastAsia="Times New Roman" w:hAnsi="Times New Roman" w:cs="Times New Roman"/>
+                <w:sz w:val="20"/>
+                <w:szCs w:val="20"/>
+              </w:rPr>
+            </w:pPr>
+            <w:r>
+              <w:rPr>
+                <w:rFonts w:ascii="Times New Roman" w:eastAsia="Times New Roman" w:hAnsi="Times New Roman" w:cs="Times New Roman"/>
+                <w:b/>
+                <w:bCs/>
+                <w:sz w:val="20"/>
+                <w:szCs w:val="20"/>
+              </w:rPr>
+              <w:t>{stt}</w:t>
+            </w:r>
+            <w:r>
+              <w:rPr>
+                <w:rFonts w:ascii="Times New Roman" w:eastAsia="Times New Roman" w:hAnsi="Times New Roman" w:cs="Times New Roman"/>
+                <w:sz w:val="20"/>
+                <w:szCs w:val="20"/>
+              </w:rPr>
+              <w:t>{noidung}</w:t>
+            </w:r>
+          </w:p>
+          <w:p>
+            <w:pPr>
+              <w:rPr>
+                <w:rFonts w:ascii="Times New Roman" w:eastAsia="Times New Roman" w:hAnsi="Times New Roman" w:cs="Times New Roman"/>
+                <w:sz w:val="20"/>
+                <w:szCs w:val="20"/>
+              </w:rPr>
+            </w:pPr>
+            <w:r>
+              <w:rPr>
+                <w:rFonts w:ascii="Times New Roman" w:eastAsia="Times New Roman" w:hAnsi="Times New Roman" w:cs="Times New Roman"/>
+                <w:sz w:val="20"/>
+                <w:szCs w:val="20"/>
+              </w:rPr>
+              <w:t>{/list_</w:t>
+            </w:r>
+            <w:r>
+              <w:rPr>
+                <w:rFonts w:ascii="Times New Roman" w:eastAsia="Times New Roman" w:hAnsi="Times New Roman" w:cs="Times New Roman"/>
+                <w:sz w:val="20"/>
+                <w:szCs w:val="20"/>
+              </w:rPr>
+              <w:t>hoc</w:t>
+            </w:r>
+            <w:r>
+              <w:rPr>
+                <w:rFonts w:ascii="Times New Roman" w:eastAsia="Times New Roman" w:hAnsi="Times New Roman" w:cs="Times New Roman"/>
+                <w:sz w:val="20"/>
+                <w:szCs w:val="20"/>
+                <w:lang w:val="vi-VN"/>
+              </w:rPr>
+              <w:t>_tap</w:t>
+            </w:r>
+            <w:r>
+              <w:rPr>
+                <w:rFonts w:ascii="Times New Roman" w:eastAsia="Times New Roman" w:hAnsi="Times New Roman" w:cs="Times New Roman"/>
+                <w:sz w:val="20"/>
+                <w:szCs w:val="20"/>
+              </w:rPr>
+              <w:t>}</w:t>
+            </w:r>
           </w:p>
           <w:p>
             <w:pPr>
@@ -1372,34 +1533,110 @@
                 <w:rFonts w:ascii="Times New Roman" w:eastAsia="Times New Roman" w:hAnsi="Times New Roman" w:cs="Times New Roman"/>
                 <w:sz w:val="20"/>
                 <w:szCs w:val="20"/>
+              </w:rPr>
+            </w:pPr>
+            <w:r>
+              <w:rPr>
+                <w:rFonts w:ascii="Times New Roman" w:eastAsia="Times New Roman" w:hAnsi="Times New Roman" w:cs="Times New Roman"/>
+                <w:sz w:val="20"/>
+                <w:szCs w:val="20"/>
+              </w:rPr>
+              <w:t>{#list_</w:t>
+            </w:r>
+            <w:r>
+              <w:rPr>
+                <w:rFonts w:ascii="Times New Roman" w:eastAsia="Times New Roman" w:hAnsi="Times New Roman" w:cs="Times New Roman"/>
+                <w:sz w:val="20"/>
+                <w:szCs w:val="20"/>
+              </w:rPr>
+              <w:t>the</w:t>
+            </w:r>
+            <w:r>
+              <w:rPr>
+                <w:rFonts w:ascii="Times New Roman" w:eastAsia="Times New Roman" w:hAnsi="Times New Roman" w:cs="Times New Roman"/>
+                <w:sz w:val="20"/>
+                <w:szCs w:val="20"/>
                 <w:lang w:val="vi-VN"/>
               </w:rPr>
-            </w:pPr>
-            <w:r>
-              <w:rPr>
-                <w:rFonts w:ascii="Times New Roman" w:eastAsia="Times New Roman" w:hAnsi="Times New Roman" w:cs="Times New Roman"/>
-                <w:b/>
-                <w:bCs/>
-                <w:sz w:val="20"/>
-                <w:szCs w:val="20"/>
-              </w:rPr>
-              <w:t>2.</w:t>
-            </w:r>
-            <w:r>
-              <w:rPr>
-                <w:rFonts w:ascii="Times New Roman" w:eastAsia="Times New Roman" w:hAnsi="Times New Roman" w:cs="Times New Roman"/>
-                <w:sz w:val="20"/>
-                <w:szCs w:val="20"/>
-              </w:rPr>
-              <w:t xml:space="preserve"> </w:t>
-            </w:r>
-            <w:r>
-              <w:rPr>
-                <w:rFonts w:ascii="Times New Roman" w:eastAsia="Times New Roman" w:hAnsi="Times New Roman" w:cs="Times New Roman"/>
-                <w:sz w:val="20"/>
-                <w:szCs w:val="20"/>
-              </w:rPr>
-              <w:t>{list_the_luc}</w:t>
+              <w:t>_luc</w:t>
+            </w:r>
+            <w:r>
+              <w:rPr>
+                <w:rFonts w:ascii="Times New Roman" w:eastAsia="Times New Roman" w:hAnsi="Times New Roman" w:cs="Times New Roman"/>
+                <w:sz w:val="20"/>
+                <w:szCs w:val="20"/>
+              </w:rPr>
+              <w:t>}</w:t>
+            </w:r>
+          </w:p>
+          <w:p>
+            <w:pPr>
+              <w:rPr>
+                <w:rFonts w:ascii="Times New Roman" w:eastAsia="Times New Roman" w:hAnsi="Times New Roman" w:cs="Times New Roman"/>
+                <w:sz w:val="20"/>
+                <w:szCs w:val="20"/>
+              </w:rPr>
+            </w:pPr>
+            <w:r>
+              <w:rPr>
+                <w:rFonts w:ascii="Times New Roman" w:eastAsia="Times New Roman" w:hAnsi="Times New Roman" w:cs="Times New Roman"/>
+                <w:b/>
+                <w:bCs/>
+                <w:sz w:val="20"/>
+                <w:szCs w:val="20"/>
+              </w:rPr>
+              <w:t>{stt}</w:t>
+            </w:r>
+            <w:r>
+              <w:rPr>
+                <w:rFonts w:ascii="Times New Roman" w:eastAsia="Times New Roman" w:hAnsi="Times New Roman" w:cs="Times New Roman"/>
+                <w:sz w:val="20"/>
+                <w:szCs w:val="20"/>
+              </w:rPr>
+              <w:t>{noidung}</w:t>
+            </w:r>
+          </w:p>
+          <w:p>
+            <w:pPr>
+              <w:rPr>
+                <w:rFonts w:ascii="Times New Roman" w:eastAsia="Times New Roman" w:hAnsi="Times New Roman" w:cs="Times New Roman"/>
+                <w:sz w:val="20"/>
+                <w:szCs w:val="20"/>
+                <w:lang w:val="vi-VN"/>
+              </w:rPr>
+            </w:pPr>
+            <w:r>
+              <w:rPr>
+                <w:rFonts w:ascii="Times New Roman" w:eastAsia="Times New Roman" w:hAnsi="Times New Roman" w:cs="Times New Roman"/>
+                <w:sz w:val="20"/>
+                <w:szCs w:val="20"/>
+              </w:rPr>
+              <w:t>{/list_</w:t>
+            </w:r>
+            <w:r>
+              <w:rPr>
+                <w:rFonts w:ascii="Times New Roman" w:eastAsia="Times New Roman" w:hAnsi="Times New Roman" w:cs="Times New Roman"/>
+                <w:sz w:val="20"/>
+                <w:szCs w:val="20"/>
+              </w:rPr>
+              <w:t>the</w:t>
+            </w:r>
+            <w:r>
+              <w:rPr>
+                <w:rFonts w:ascii="Times New Roman" w:eastAsia="Times New Roman" w:hAnsi="Times New Roman" w:cs="Times New Roman"/>
+                <w:sz w:val="20"/>
+                <w:szCs w:val="20"/>
+                <w:lang w:val="vi-VN"/>
+              </w:rPr>
+              <w:t>_luc</w:t>
+            </w:r>
+            <w:r>
+              <w:rPr>
+                <w:rFonts w:ascii="Times New Roman" w:eastAsia="Times New Roman" w:hAnsi="Times New Roman" w:cs="Times New Roman"/>
+                <w:sz w:val="20"/>
+                <w:szCs w:val="20"/>
+              </w:rPr>
+              <w:t>}</w:t>
             </w:r>
           </w:p>
         </w:tc>
@@ -1411,29 +1648,113 @@
             <w:pPr>
               <w:rPr>
                 <w:rFonts w:ascii="Times New Roman" w:eastAsia="Times New Roman" w:hAnsi="Times New Roman" w:cs="Times New Roman"/>
-                <w:b/>
-                <w:bCs/>
-                <w:sz w:val="20"/>
-                <w:szCs w:val="20"/>
-              </w:rPr>
-            </w:pPr>
-            <w:r>
-              <w:rPr>
-                <w:rFonts w:ascii="Times New Roman" w:eastAsia="Times New Roman" w:hAnsi="Times New Roman" w:cs="Times New Roman"/>
-                <w:b/>
-                <w:bCs/>
-                <w:sz w:val="20"/>
-                <w:szCs w:val="20"/>
-              </w:rPr>
-              <w:t xml:space="preserve">1. </w:t>
-            </w:r>
-            <w:r>
-              <w:rPr>
-                <w:rFonts w:ascii="Times New Roman" w:eastAsia="Times New Roman" w:hAnsi="Times New Roman" w:cs="Times New Roman"/>
-                <w:sz w:val="20"/>
-                <w:szCs w:val="20"/>
-              </w:rPr>
-              <w:t>{list_tinh_nguyen}</w:t>
+                <w:sz w:val="20"/>
+                <w:szCs w:val="20"/>
+              </w:rPr>
+            </w:pPr>
+            <w:r>
+              <w:rPr>
+                <w:rFonts w:ascii="Times New Roman" w:eastAsia="Times New Roman" w:hAnsi="Times New Roman" w:cs="Times New Roman"/>
+                <w:sz w:val="20"/>
+                <w:szCs w:val="20"/>
+              </w:rPr>
+              <w:t>{#list_</w:t>
+            </w:r>
+            <w:r>
+              <w:rPr>
+                <w:rFonts w:ascii="Times New Roman" w:eastAsia="Times New Roman" w:hAnsi="Times New Roman" w:cs="Times New Roman"/>
+                <w:sz w:val="20"/>
+                <w:szCs w:val="20"/>
+              </w:rPr>
+              <w:t>the</w:t>
+            </w:r>
+            <w:r>
+              <w:rPr>
+                <w:rFonts w:ascii="Times New Roman" w:eastAsia="Times New Roman" w:hAnsi="Times New Roman" w:cs="Times New Roman"/>
+                <w:sz w:val="20"/>
+                <w:szCs w:val="20"/>
+                <w:lang w:val="vi-VN"/>
+              </w:rPr>
+              <w:t>_luc</w:t>
+            </w:r>
+            <w:r>
+              <w:rPr>
+                <w:rFonts w:ascii="Times New Roman" w:eastAsia="Times New Roman" w:hAnsi="Times New Roman" w:cs="Times New Roman"/>
+                <w:sz w:val="20"/>
+                <w:szCs w:val="20"/>
+              </w:rPr>
+              <w:t>}</w:t>
+            </w:r>
+          </w:p>
+          <w:p>
+            <w:pPr>
+              <w:rPr>
+                <w:rFonts w:ascii="Times New Roman" w:eastAsia="Times New Roman" w:hAnsi="Times New Roman" w:cs="Times New Roman"/>
+                <w:sz w:val="20"/>
+                <w:szCs w:val="20"/>
+              </w:rPr>
+            </w:pPr>
+            <w:r>
+              <w:rPr>
+                <w:rFonts w:ascii="Times New Roman" w:eastAsia="Times New Roman" w:hAnsi="Times New Roman" w:cs="Times New Roman"/>
+                <w:b/>
+                <w:bCs/>
+                <w:sz w:val="20"/>
+                <w:szCs w:val="20"/>
+              </w:rPr>
+              <w:t>{stt}</w:t>
+            </w:r>
+            <w:r>
+              <w:rPr>
+                <w:rFonts w:ascii="Times New Roman" w:eastAsia="Times New Roman" w:hAnsi="Times New Roman" w:cs="Times New Roman"/>
+                <w:sz w:val="20"/>
+                <w:szCs w:val="20"/>
+              </w:rPr>
+              <w:t>{noidung}</w:t>
+            </w:r>
+          </w:p>
+          <w:p>
+            <w:pPr>
+              <w:rPr>
+                <w:rFonts w:ascii="Times New Roman" w:eastAsia="Times New Roman" w:hAnsi="Times New Roman" w:cs="Times New Roman"/>
+                <w:b/>
+                <w:bCs/>
+                <w:sz w:val="20"/>
+                <w:szCs w:val="20"/>
+              </w:rPr>
+            </w:pPr>
+            <w:r>
+              <w:rPr>
+                <w:rFonts w:ascii="Times New Roman" w:eastAsia="Times New Roman" w:hAnsi="Times New Roman" w:cs="Times New Roman"/>
+                <w:sz w:val="20"/>
+                <w:szCs w:val="20"/>
+              </w:rPr>
+              <w:t>{/list_</w:t>
+            </w:r>
+            <w:r>
+              <w:rPr>
+                <w:rFonts w:ascii="Times New Roman" w:eastAsia="Times New Roman" w:hAnsi="Times New Roman" w:cs="Times New Roman"/>
+                <w:sz w:val="20"/>
+                <w:szCs w:val="20"/>
+              </w:rPr>
+              <w:t>the</w:t>
+            </w:r>
+            <w:r>
+              <w:rPr>
+                <w:rFonts w:ascii="Times New Roman" w:eastAsia="Times New Roman" w:hAnsi="Times New Roman" w:cs="Times New Roman"/>
+                <w:sz w:val="20"/>
+                <w:szCs w:val="20"/>
+                <w:lang w:val="vi-VN"/>
+              </w:rPr>
+              <w:t>_luc</w:t>
+            </w:r>
+            <w:r>
+              <w:rPr>
+                <w:rFonts w:ascii="Times New Roman" w:eastAsia="Times New Roman" w:hAnsi="Times New Roman" w:cs="Times New Roman"/>
+                <w:sz w:val="20"/>
+                <w:szCs w:val="20"/>
+              </w:rPr>
+              <w:t>}</w:t>
             </w:r>
           </w:p>
         </w:tc>
@@ -1503,28 +1824,104 @@
             <w:r>
               <w:rPr>
                 <w:rFonts w:ascii="Times New Roman" w:eastAsia="Times New Roman" w:hAnsi="Times New Roman" w:cs="Times New Roman"/>
-                <w:b/>
-                <w:bCs/>
-                <w:sz w:val="20"/>
-                <w:szCs w:val="20"/>
-              </w:rPr>
-              <w:t>2.</w:t>
-            </w:r>
-            <w:r>
-              <w:rPr>
-                <w:rFonts w:ascii="Times New Roman" w:eastAsia="Times New Roman" w:hAnsi="Times New Roman" w:cs="Times New Roman"/>
-                <w:sz w:val="20"/>
-                <w:szCs w:val="20"/>
-              </w:rPr>
-              <w:t xml:space="preserve"> </w:t>
-            </w:r>
-            <w:r>
-              <w:rPr>
-                <w:rFonts w:ascii="Times New Roman" w:eastAsia="Times New Roman" w:hAnsi="Times New Roman" w:cs="Times New Roman"/>
-                <w:sz w:val="20"/>
-                <w:szCs w:val="20"/>
-              </w:rPr>
-              <w:t>{list_hoi_nhap}</w:t>
+                <w:sz w:val="20"/>
+                <w:szCs w:val="20"/>
+              </w:rPr>
+              <w:t>{#list_</w:t>
+            </w:r>
+            <w:r>
+              <w:rPr>
+                <w:rFonts w:ascii="Times New Roman" w:eastAsia="Times New Roman" w:hAnsi="Times New Roman" w:cs="Times New Roman"/>
+                <w:sz w:val="20"/>
+                <w:szCs w:val="20"/>
+              </w:rPr>
+              <w:t>hoi</w:t>
+            </w:r>
+            <w:r>
+              <w:rPr>
+                <w:rFonts w:ascii="Times New Roman" w:eastAsia="Times New Roman" w:hAnsi="Times New Roman" w:cs="Times New Roman"/>
+                <w:sz w:val="20"/>
+                <w:szCs w:val="20"/>
+                <w:lang w:val="vi-VN"/>
+              </w:rPr>
+              <w:t>_nhap</w:t>
+            </w:r>
+            <w:r>
+              <w:rPr>
+                <w:rFonts w:ascii="Times New Roman" w:eastAsia="Times New Roman" w:hAnsi="Times New Roman" w:cs="Times New Roman"/>
+                <w:sz w:val="20"/>
+                <w:szCs w:val="20"/>
+              </w:rPr>
+              <w:t>}</w:t>
+            </w:r>
+          </w:p>
+          <w:p>
+            <w:pPr>
+              <w:rPr>
+                <w:rFonts w:ascii="Times New Roman" w:eastAsia="Times New Roman" w:hAnsi="Times New Roman" w:cs="Times New Roman"/>
+                <w:sz w:val="20"/>
+                <w:szCs w:val="20"/>
+              </w:rPr>
+            </w:pPr>
+            <w:r>
+              <w:rPr>
+                <w:rFonts w:ascii="Times New Roman" w:eastAsia="Times New Roman" w:hAnsi="Times New Roman" w:cs="Times New Roman"/>
+                <w:b/>
+                <w:bCs/>
+                <w:sz w:val="20"/>
+                <w:szCs w:val="20"/>
+              </w:rPr>
+              <w:t>{stt}</w:t>
+            </w:r>
+            <w:r>
+              <w:rPr>
+                <w:rFonts w:ascii="Times New Roman" w:eastAsia="Times New Roman" w:hAnsi="Times New Roman" w:cs="Times New Roman"/>
+                <w:sz w:val="20"/>
+                <w:szCs w:val="20"/>
+              </w:rPr>
+              <w:t>{noidung}</w:t>
+            </w:r>
+          </w:p>
+          <w:p>
+            <w:pPr>
+              <w:rPr>
+                <w:rFonts w:ascii="Times New Roman" w:eastAsia="Times New Roman" w:hAnsi="Times New Roman" w:cs="Times New Roman"/>
+                <w:sz w:val="20"/>
+                <w:szCs w:val="20"/>
+              </w:rPr>
+            </w:pPr>
+            <w:r>
+              <w:rPr>
+                <w:rFonts w:ascii="Times New Roman" w:eastAsia="Times New Roman" w:hAnsi="Times New Roman" w:cs="Times New Roman"/>
+                <w:sz w:val="20"/>
+                <w:szCs w:val="20"/>
+              </w:rPr>
+              <w:t>{/list_</w:t>
+            </w:r>
+            <w:r>
+              <w:rPr>
+                <w:rFonts w:ascii="Times New Roman" w:eastAsia="Times New Roman" w:hAnsi="Times New Roman" w:cs="Times New Roman"/>
+                <w:sz w:val="20"/>
+                <w:szCs w:val="20"/>
+              </w:rPr>
+              <w:t>hoi</w:t>
+            </w:r>
+            <w:r>
+              <w:rPr>
+                <w:rFonts w:ascii="Times New Roman" w:eastAsia="Times New Roman" w:hAnsi="Times New Roman" w:cs="Times New Roman"/>
+                <w:sz w:val="20"/>
+                <w:szCs w:val="20"/>
+                <w:lang w:val="vi-VN"/>
+              </w:rPr>
+              <w:t>_nhap</w:t>
+            </w:r>
+            <w:r>
+              <w:rPr>
+                <w:rFonts w:ascii="Times New Roman" w:eastAsia="Times New Roman" w:hAnsi="Times New Roman" w:cs="Times New Roman"/>
+                <w:sz w:val="20"/>
+                <w:szCs w:val="20"/>
+              </w:rPr>
+              <w:t>}</w:t>
             </w:r>
           </w:p>
         </w:tc>
@@ -1825,6 +2222,7 @@
                 <w:bCs/>
                 <w:sz w:val="22"/>
                 <w:szCs w:val="22"/>
+                <w:lang w:val="vi-VN"/>
               </w:rPr>
             </w:pPr>
           </w:p>
@@ -1849,28 +2247,6 @@
                 <w:lang w:val="vi-VN"/>
               </w:rPr>
             </w:pPr>
-          </w:p>
-          <w:p>
-            <w:pPr>
-              <w:jc w:val="center"/>
-              <w:rPr>
-                <w:b/>
-                <w:bCs/>
-                <w:sz w:val="22"/>
-                <w:szCs w:val="22"/>
-                <w:lang w:val="vi-VN"/>
-              </w:rPr>
-            </w:pPr>
-            <w:r>
-              <w:rPr>
-                <w:b/>
-                <w:bCs/>
-                <w:sz w:val="22"/>
-                <w:szCs w:val="22"/>
-                <w:lang w:val="vi-VN"/>
-              </w:rPr>
-              <w:t>{ho_ten}</w:t>
-            </w:r>
           </w:p>
           <w:p>
             <w:pPr>
@@ -1884,6 +2260,16 @@
                 <w:szCs w:val="22"/>
               </w:rPr>
             </w:pPr>
+            <w:r>
+              <w:rPr>
+                <w:b/>
+                <w:bCs/>
+                <w:sz w:val="22"/>
+                <w:szCs w:val="22"/>
+                <w:lang w:val="vi-VN"/>
+              </w:rPr>
+              <w:t>{ho_ten}</w:t>
+            </w:r>
           </w:p>
         </w:tc>
       </w:tr>
@@ -1950,12 +2336,12 @@
           <w:p>
             <w:pPr>
               <w:spacing w:before="60"/>
-              <w:jc w:val="center"/>
               <w:rPr>
                 <w:i/>
                 <w:iCs/>
                 <w:sz w:val="22"/>
                 <w:szCs w:val="22"/>
+                <w:lang w:val="vi-VN"/>
               </w:rPr>
             </w:pPr>
           </w:p>
@@ -1968,6 +2354,9 @@
           <w:tab w:val="left" w:pos="10632"/>
         </w:tabs>
         <w:ind w:right="-790"/>
+        <w:rPr>
+          <w:lang w:val="vi-VN"/>
+        </w:rPr>
       </w:pPr>
     </w:p>
     <w:sectPr>
@@ -2564,6 +2953,7 @@
   <w:style w:type="character" w:default="1" w:styleId="DefaultParagraphFont">
     <w:name w:val="Default Paragraph Font"/>
     <w:uiPriority w:val="1"/>
+    <w:semiHidden/>
     <w:unhideWhenUsed/>
   </w:style>
   <w:style w:type="table" w:default="1" w:styleId="TableNormal">
